--- a/Knowledge_Hub_Redux_Architecture_Guide_1.docx
+++ b/Knowledge_Hub_Redux_Architecture_Guide_1.docx
@@ -5,6 +5,7 @@
     <w:p>
       <w:pPr>
         <w:pStyle w:val="Heading1"/>
+        <w:jc w:val="center"/>
         <w:rPr>
           <w:rFonts w:ascii="Aptos Narrow" w:hAnsi="Aptos Narrow"/>
         </w:rPr>
@@ -14,19 +15,6 @@
           <w:rFonts w:ascii="Aptos Narrow" w:hAnsi="Aptos Narrow"/>
         </w:rPr>
         <w:t>Knowledge Hub – Redux Architecture Guide</w:t>
-      </w:r>
-    </w:p>
-    <w:p>
-      <w:pPr>
-        <w:rPr>
-          <w:rFonts w:ascii="Aptos Narrow" w:hAnsi="Aptos Narrow"/>
-        </w:rPr>
-      </w:pPr>
-      <w:r>
-        <w:rPr>
-          <w:rFonts w:ascii="Aptos Narrow" w:hAnsi="Aptos Narrow"/>
-        </w:rPr>
-        <w:t>Sep 29, 2026 · @Durai</w:t>
       </w:r>
     </w:p>
     <w:p>
@@ -49,19 +37,11 @@
           <w:rFonts w:ascii="Aptos Narrow" w:hAnsi="Aptos Narrow"/>
         </w:rPr>
       </w:pPr>
-      <w:proofErr w:type="spellStart"/>
-      <w:r>
-        <w:rPr>
-          <w:rFonts w:ascii="Aptos Narrow" w:hAnsi="Aptos Narrow"/>
-        </w:rPr>
-        <w:t>KnowledgeHub</w:t>
-      </w:r>
-      <w:proofErr w:type="spellEnd"/>
-      <w:r>
-        <w:rPr>
-          <w:rFonts w:ascii="Aptos Narrow" w:hAnsi="Aptos Narrow"/>
-        </w:rPr>
-        <w:t xml:space="preserve"> is a React 19 + TypeScript app that keeps all shared state in one Redux Toolkit store with two slices, </w:t>
+      <w:r>
+        <w:rPr>
+          <w:rFonts w:ascii="Aptos Narrow" w:hAnsi="Aptos Narrow"/>
+        </w:rPr>
+        <w:t xml:space="preserve">KnowledgeHub is a React 19 + TypeScript app that keeps all shared state in one Redux Toolkit store with two slices, </w:t>
       </w:r>
       <w:r>
         <w:rPr>
@@ -89,14 +69,12 @@
         </w:rPr>
         <w:t xml:space="preserve">. Users log in, see dashboard stats, browse articles, open one, and like or </w:t>
       </w:r>
-      <w:proofErr w:type="spellStart"/>
-      <w:r>
-        <w:rPr>
-          <w:rFonts w:ascii="Aptos Narrow" w:hAnsi="Aptos Narrow"/>
-        </w:rPr>
-        <w:t>favourite</w:t>
-      </w:r>
-      <w:proofErr w:type="spellEnd"/>
+      <w:r>
+        <w:rPr>
+          <w:rFonts w:ascii="Aptos Narrow" w:hAnsi="Aptos Narrow"/>
+        </w:rPr>
+        <w:t>favorite</w:t>
+      </w:r>
       <w:r>
         <w:rPr>
           <w:rFonts w:ascii="Aptos Narrow" w:hAnsi="Aptos Narrow"/>
@@ -301,14 +279,12 @@
                 <w:rFonts w:ascii="Aptos Narrow" w:hAnsi="Aptos Narrow"/>
               </w:rPr>
             </w:pPr>
-            <w:proofErr w:type="spellStart"/>
             <w:r>
               <w:rPr>
                 <w:rFonts w:ascii="Aptos Narrow" w:hAnsi="Aptos Narrow"/>
               </w:rPr>
               <w:t>axios</w:t>
             </w:r>
-            <w:proofErr w:type="spellEnd"/>
           </w:p>
         </w:tc>
       </w:tr>
@@ -341,36 +317,19 @@
                 <w:rFonts w:ascii="Aptos Narrow" w:hAnsi="Aptos Narrow"/>
               </w:rPr>
             </w:pPr>
-            <w:proofErr w:type="spellStart"/>
-            <w:r>
-              <w:rPr>
-                <w:rFonts w:ascii="Aptos Narrow" w:hAnsi="Aptos Narrow"/>
-              </w:rPr>
-              <w:t>json</w:t>
-            </w:r>
-            <w:proofErr w:type="spellEnd"/>
-            <w:r>
-              <w:rPr>
-                <w:rFonts w:ascii="Aptos Narrow" w:hAnsi="Aptos Narrow"/>
-              </w:rPr>
-              <w:t xml:space="preserve">-server 0.17 on port 3001, data in </w:t>
-            </w:r>
-            <w:r>
-              <w:rPr>
-                <w:rStyle w:val="CodeChar"/>
-                <w:rFonts w:ascii="Aptos Narrow" w:hAnsi="Aptos Narrow"/>
-              </w:rPr>
-              <w:t>data/</w:t>
-            </w:r>
-            <w:proofErr w:type="spellStart"/>
-            <w:r>
-              <w:rPr>
-                <w:rStyle w:val="CodeChar"/>
-                <w:rFonts w:ascii="Aptos Narrow" w:hAnsi="Aptos Narrow"/>
-              </w:rPr>
-              <w:t>db.json</w:t>
-            </w:r>
-            <w:proofErr w:type="spellEnd"/>
+            <w:r>
+              <w:rPr>
+                <w:rFonts w:ascii="Aptos Narrow" w:hAnsi="Aptos Narrow"/>
+              </w:rPr>
+              <w:t xml:space="preserve">json-server 0.17 on port 3001, data in </w:t>
+            </w:r>
+            <w:r>
+              <w:rPr>
+                <w:rStyle w:val="CodeChar"/>
+                <w:rFonts w:ascii="Aptos Narrow" w:hAnsi="Aptos Narrow"/>
+              </w:rPr>
+              <w:t>data/db.json</w:t>
+            </w:r>
           </w:p>
         </w:tc>
       </w:tr>
@@ -399,35 +358,7 @@
         <w:rPr>
           <w:rFonts w:ascii="Aptos Narrow" w:hAnsi="Aptos Narrow"/>
         </w:rPr>
-        <w:t xml:space="preserve">The app has four layers, and components never call the API directly: they dispatch to the store, and </w:t>
-      </w:r>
-      <w:proofErr w:type="spellStart"/>
-      <w:r>
-        <w:rPr>
-          <w:rFonts w:ascii="Aptos Narrow" w:hAnsi="Aptos Narrow"/>
-        </w:rPr>
-        <w:t>thunks</w:t>
-      </w:r>
-      <w:proofErr w:type="spellEnd"/>
-      <w:r>
-        <w:rPr>
-          <w:rFonts w:ascii="Aptos Narrow" w:hAnsi="Aptos Narrow"/>
-        </w:rPr>
-        <w:t xml:space="preserve"> in the store call </w:t>
-      </w:r>
-      <w:proofErr w:type="spellStart"/>
-      <w:r>
-        <w:rPr>
-          <w:rFonts w:ascii="Aptos Narrow" w:hAnsi="Aptos Narrow"/>
-        </w:rPr>
-        <w:t>json</w:t>
-      </w:r>
-      <w:proofErr w:type="spellEnd"/>
-      <w:r>
-        <w:rPr>
-          <w:rFonts w:ascii="Aptos Narrow" w:hAnsi="Aptos Narrow"/>
-        </w:rPr>
-        <w:t>-server.</w:t>
+        <w:t>The app has four layers, and components never call the API directly: they dispatch to the store, and thunks in the store call json-server.</w:t>
       </w:r>
     </w:p>
     <w:p>
@@ -483,19 +414,11 @@
           <w:rFonts w:ascii="Aptos Narrow" w:hAnsi="Aptos Narrow"/>
         </w:rPr>
       </w:pPr>
-      <w:proofErr w:type="spellStart"/>
-      <w:r>
-        <w:rPr>
-          <w:rFonts w:ascii="Aptos Narrow" w:hAnsi="Aptos Narrow"/>
-        </w:rPr>
-        <w:t>KnowledgeHub</w:t>
-      </w:r>
-      <w:proofErr w:type="spellEnd"/>
-      <w:r>
-        <w:rPr>
-          <w:rFonts w:ascii="Aptos Narrow" w:hAnsi="Aptos Narrow"/>
-        </w:rPr>
-        <w:t xml:space="preserve"> architecture · 4 layers</w:t>
+      <w:r>
+        <w:rPr>
+          <w:rFonts w:ascii="Aptos Narrow" w:hAnsi="Aptos Narrow"/>
+        </w:rPr>
+        <w:t>KnowledgeHub architecture · 4 layers</w:t>
       </w:r>
     </w:p>
     <w:p>
@@ -508,21 +431,7 @@
         <w:rPr>
           <w:rFonts w:ascii="Aptos Narrow" w:hAnsi="Aptos Narrow"/>
         </w:rPr>
-        <w:t xml:space="preserve">Writes go down the left (dispatch → reducers); reads come up the right (selectors → re-render). Only the two </w:t>
-      </w:r>
-      <w:proofErr w:type="spellStart"/>
-      <w:r>
-        <w:rPr>
-          <w:rFonts w:ascii="Aptos Narrow" w:hAnsi="Aptos Narrow"/>
-        </w:rPr>
-        <w:t>thunks</w:t>
-      </w:r>
-      <w:proofErr w:type="spellEnd"/>
-      <w:r>
-        <w:rPr>
-          <w:rFonts w:ascii="Aptos Narrow" w:hAnsi="Aptos Narrow"/>
-        </w:rPr>
-        <w:t xml:space="preserve"> touch the network.</w:t>
+        <w:t>Writes go down the left (dispatch → reducers); reads come up the right (selectors → re-render). Only the two thunks touch the network.</w:t>
       </w:r>
     </w:p>
     <w:p>
@@ -549,21 +458,7 @@
         <w:rPr>
           <w:rFonts w:ascii="Aptos Narrow" w:hAnsi="Aptos Narrow"/>
         </w:rPr>
-        <w:t xml:space="preserve">Data moves one way: the user acts, a component dispatches, the store updates, and every subscribed component re-renders. Only login and loading articles reach </w:t>
-      </w:r>
-      <w:proofErr w:type="spellStart"/>
-      <w:r>
-        <w:rPr>
-          <w:rFonts w:ascii="Aptos Narrow" w:hAnsi="Aptos Narrow"/>
-        </w:rPr>
-        <w:t>json</w:t>
-      </w:r>
-      <w:proofErr w:type="spellEnd"/>
-      <w:r>
-        <w:rPr>
-          <w:rFonts w:ascii="Aptos Narrow" w:hAnsi="Aptos Narrow"/>
-        </w:rPr>
-        <w:t>-server.</w:t>
+        <w:t>Data moves one way: the user acts, a component dispatches, the store updates, and every subscribed component re-renders. Only login and loading articles reach json-server.</w:t>
       </w:r>
     </w:p>
     <w:p>
@@ -636,21 +531,7 @@
         <w:rPr>
           <w:rFonts w:ascii="Aptos Narrow" w:hAnsi="Aptos Narrow"/>
         </w:rPr>
-        <w:t xml:space="preserve">Solid arrows are calls; dashed arrows are replies or re-renders. Tinted boxes are the state changes you can watch in Redux </w:t>
-      </w:r>
-      <w:proofErr w:type="spellStart"/>
-      <w:r>
-        <w:rPr>
-          <w:rFonts w:ascii="Aptos Narrow" w:hAnsi="Aptos Narrow"/>
-        </w:rPr>
-        <w:t>DevTools</w:t>
-      </w:r>
-      <w:proofErr w:type="spellEnd"/>
-      <w:r>
-        <w:rPr>
-          <w:rFonts w:ascii="Aptos Narrow" w:hAnsi="Aptos Narrow"/>
-        </w:rPr>
-        <w:t xml:space="preserve">, for example </w:t>
+        <w:t xml:space="preserve">Solid arrows are calls; dashed arrows are replies or re-renders. Tinted boxes are the state changes you can watch in Redux DevTools, for example </w:t>
       </w:r>
       <w:r>
         <w:rPr>
@@ -750,16 +631,8 @@
         <w:rPr>
           <w:rFonts w:ascii="Aptos Narrow" w:hAnsi="Aptos Narrow"/>
         </w:rPr>
-        <w:t xml:space="preserve">User navigation · route guards in </w:t>
-      </w:r>
-      <w:proofErr w:type="spellStart"/>
-      <w:r>
-        <w:rPr>
-          <w:rFonts w:ascii="Aptos Narrow" w:hAnsi="Aptos Narrow"/>
-        </w:rPr>
-        <w:t>App.tsx</w:t>
-      </w:r>
-      <w:proofErr w:type="spellEnd"/>
+        <w:t>User navigation · route guards in App.tsx</w:t>
+      </w:r>
     </w:p>
     <w:p>
       <w:pPr>
@@ -767,21 +640,12 @@
           <w:rFonts w:ascii="Aptos Narrow" w:hAnsi="Aptos Narrow"/>
         </w:rPr>
       </w:pPr>
-      <w:proofErr w:type="spellStart"/>
-      <w:r>
-        <w:rPr>
-          <w:rFonts w:ascii="Aptos Narrow" w:hAnsi="Aptos Narrow"/>
-        </w:rPr>
-        <w:t>App.tsx</w:t>
-      </w:r>
-      <w:proofErr w:type="spellEnd"/>
-      <w:r>
-        <w:rPr>
-          <w:rFonts w:ascii="Aptos Narrow" w:hAnsi="Aptos Narrow"/>
-        </w:rPr>
-        <w:t xml:space="preserve"> re-reads </w:t>
-      </w:r>
-      <w:proofErr w:type="spellStart"/>
+      <w:r>
+        <w:rPr>
+          <w:rFonts w:ascii="Aptos Narrow" w:hAnsi="Aptos Narrow"/>
+        </w:rPr>
+        <w:t xml:space="preserve">App.tsx re-reads </w:t>
+      </w:r>
       <w:r>
         <w:rPr>
           <w:rStyle w:val="CodeChar"/>
@@ -789,26 +653,11 @@
         </w:rPr>
         <w:t>auth.user</w:t>
       </w:r>
-      <w:proofErr w:type="spellEnd"/>
-      <w:r>
-        <w:rPr>
-          <w:rFonts w:ascii="Aptos Narrow" w:hAnsi="Aptos Narrow"/>
-        </w:rPr>
-        <w:t xml:space="preserve"> on every store change, so login and logout redirect without any callback props. Any unknown URL shows </w:t>
-      </w:r>
-      <w:proofErr w:type="spellStart"/>
-      <w:r>
-        <w:rPr>
-          <w:rFonts w:ascii="Aptos Narrow" w:hAnsi="Aptos Narrow"/>
-        </w:rPr>
-        <w:t>NotFound</w:t>
-      </w:r>
-      <w:proofErr w:type="spellEnd"/>
-      <w:r>
-        <w:rPr>
-          <w:rFonts w:ascii="Aptos Narrow" w:hAnsi="Aptos Narrow"/>
-        </w:rPr>
-        <w:t>.</w:t>
+      <w:r>
+        <w:rPr>
+          <w:rFonts w:ascii="Aptos Narrow" w:hAnsi="Aptos Narrow"/>
+        </w:rPr>
+        <w:t xml:space="preserve"> on every store change, so login and logout redirect without any callback props. Any unknown URL shows NotFound.</w:t>
       </w:r>
     </w:p>
     <w:p>
@@ -1014,7 +863,6 @@
                 <w:rFonts w:ascii="Aptos Narrow" w:hAnsi="Aptos Narrow"/>
               </w:rPr>
             </w:pPr>
-            <w:proofErr w:type="spellStart"/>
             <w:r>
               <w:rPr>
                 <w:rStyle w:val="CodeChar"/>
@@ -1022,7 +870,6 @@
               </w:rPr>
               <w:t>selectCurrentUser</w:t>
             </w:r>
-            <w:proofErr w:type="spellEnd"/>
           </w:p>
         </w:tc>
         <w:tc>
@@ -1035,30 +882,12 @@
                 <w:rFonts w:ascii="Aptos Narrow" w:hAnsi="Aptos Narrow"/>
               </w:rPr>
             </w:pPr>
-            <w:proofErr w:type="spellStart"/>
-            <w:proofErr w:type="gramStart"/>
-            <w:r>
-              <w:rPr>
-                <w:rStyle w:val="CodeChar"/>
-                <w:rFonts w:ascii="Aptos Narrow" w:hAnsi="Aptos Narrow"/>
-              </w:rPr>
-              <w:t>fetchArticles</w:t>
-            </w:r>
-            <w:proofErr w:type="spellEnd"/>
-            <w:r>
-              <w:rPr>
-                <w:rStyle w:val="CodeChar"/>
-                <w:rFonts w:ascii="Aptos Narrow" w:hAnsi="Aptos Narrow"/>
-              </w:rPr>
-              <w:t>(</w:t>
-            </w:r>
-            <w:proofErr w:type="gramEnd"/>
-            <w:r>
-              <w:rPr>
-                <w:rStyle w:val="CodeChar"/>
-                <w:rFonts w:ascii="Aptos Narrow" w:hAnsi="Aptos Narrow"/>
-              </w:rPr>
-              <w:t>)</w:t>
+            <w:r>
+              <w:rPr>
+                <w:rStyle w:val="CodeChar"/>
+                <w:rFonts w:ascii="Aptos Narrow" w:hAnsi="Aptos Narrow"/>
+              </w:rPr>
+              <w:t>fetchArticles()</w:t>
             </w:r>
             <w:r>
               <w:rPr>
@@ -1122,17 +951,8 @@
                 <w:rStyle w:val="CodeChar"/>
                 <w:rFonts w:ascii="Aptos Narrow" w:hAnsi="Aptos Narrow"/>
               </w:rPr>
-              <w:t>/</w:t>
-            </w:r>
-            <w:proofErr w:type="gramStart"/>
-            <w:r>
-              <w:rPr>
-                <w:rStyle w:val="CodeChar"/>
-                <w:rFonts w:ascii="Aptos Narrow" w:hAnsi="Aptos Narrow"/>
-              </w:rPr>
-              <w:t>login</w:t>
-            </w:r>
-            <w:proofErr w:type="gramEnd"/>
+              <w:t>/login</w:t>
+            </w:r>
           </w:p>
         </w:tc>
         <w:tc>
@@ -1145,7 +965,6 @@
                 <w:rFonts w:ascii="Aptos Narrow" w:hAnsi="Aptos Narrow"/>
               </w:rPr>
             </w:pPr>
-            <w:proofErr w:type="spellStart"/>
             <w:r>
               <w:rPr>
                 <w:rStyle w:val="CodeChar"/>
@@ -1153,14 +972,12 @@
               </w:rPr>
               <w:t>selectAuthStatus</w:t>
             </w:r>
-            <w:proofErr w:type="spellEnd"/>
             <w:r>
               <w:rPr>
                 <w:rFonts w:ascii="Aptos Narrow" w:hAnsi="Aptos Narrow"/>
               </w:rPr>
               <w:t xml:space="preserve">, </w:t>
             </w:r>
-            <w:proofErr w:type="spellStart"/>
             <w:r>
               <w:rPr>
                 <w:rStyle w:val="CodeChar"/>
@@ -1168,7 +985,6 @@
               </w:rPr>
               <w:t>selectAuthError</w:t>
             </w:r>
-            <w:proofErr w:type="spellEnd"/>
           </w:p>
         </w:tc>
         <w:tc>
@@ -1181,30 +997,12 @@
                 <w:rFonts w:ascii="Aptos Narrow" w:hAnsi="Aptos Narrow"/>
               </w:rPr>
             </w:pPr>
-            <w:proofErr w:type="spellStart"/>
-            <w:proofErr w:type="gramStart"/>
-            <w:r>
-              <w:rPr>
-                <w:rStyle w:val="CodeChar"/>
-                <w:rFonts w:ascii="Aptos Narrow" w:hAnsi="Aptos Narrow"/>
-              </w:rPr>
-              <w:t>loginUser</w:t>
-            </w:r>
-            <w:proofErr w:type="spellEnd"/>
-            <w:r>
-              <w:rPr>
-                <w:rStyle w:val="CodeChar"/>
-                <w:rFonts w:ascii="Aptos Narrow" w:hAnsi="Aptos Narrow"/>
-              </w:rPr>
-              <w:t>(</w:t>
-            </w:r>
-            <w:proofErr w:type="gramEnd"/>
-            <w:r>
-              <w:rPr>
-                <w:rStyle w:val="CodeChar"/>
-                <w:rFonts w:ascii="Aptos Narrow" w:hAnsi="Aptos Narrow"/>
-              </w:rPr>
-              <w:t>{username, password})</w:t>
+            <w:r>
+              <w:rPr>
+                <w:rStyle w:val="CodeChar"/>
+                <w:rFonts w:ascii="Aptos Narrow" w:hAnsi="Aptos Narrow"/>
+              </w:rPr>
+              <w:t>loginUser({username, password})</w:t>
             </w:r>
           </w:p>
         </w:tc>
@@ -1289,7 +1087,6 @@
                 <w:rFonts w:ascii="Aptos Narrow" w:hAnsi="Aptos Narrow"/>
               </w:rPr>
             </w:pPr>
-            <w:proofErr w:type="spellStart"/>
             <w:r>
               <w:rPr>
                 <w:rStyle w:val="CodeChar"/>
@@ -1297,7 +1094,6 @@
               </w:rPr>
               <w:t>selectCurrentUser</w:t>
             </w:r>
-            <w:proofErr w:type="spellEnd"/>
           </w:p>
         </w:tc>
         <w:tc>
@@ -1310,21 +1106,12 @@
                 <w:rFonts w:ascii="Aptos Narrow" w:hAnsi="Aptos Narrow"/>
               </w:rPr>
             </w:pPr>
-            <w:proofErr w:type="gramStart"/>
-            <w:r>
-              <w:rPr>
-                <w:rStyle w:val="CodeChar"/>
-                <w:rFonts w:ascii="Aptos Narrow" w:hAnsi="Aptos Narrow"/>
-              </w:rPr>
-              <w:t>logout(</w:t>
-            </w:r>
-            <w:proofErr w:type="gramEnd"/>
-            <w:r>
-              <w:rPr>
-                <w:rStyle w:val="CodeChar"/>
-                <w:rFonts w:ascii="Aptos Narrow" w:hAnsi="Aptos Narrow"/>
-              </w:rPr>
-              <w:t>)</w:t>
+            <w:r>
+              <w:rPr>
+                <w:rStyle w:val="CodeChar"/>
+                <w:rFonts w:ascii="Aptos Narrow" w:hAnsi="Aptos Narrow"/>
+              </w:rPr>
+              <w:t>logout()</w:t>
             </w:r>
           </w:p>
         </w:tc>
@@ -1382,17 +1169,8 @@
                 <w:rStyle w:val="CodeChar"/>
                 <w:rFonts w:ascii="Aptos Narrow" w:hAnsi="Aptos Narrow"/>
               </w:rPr>
-              <w:t>/</w:t>
-            </w:r>
-            <w:proofErr w:type="gramStart"/>
-            <w:r>
-              <w:rPr>
-                <w:rStyle w:val="CodeChar"/>
-                <w:rFonts w:ascii="Aptos Narrow" w:hAnsi="Aptos Narrow"/>
-              </w:rPr>
-              <w:t>dashboard</w:t>
-            </w:r>
-            <w:proofErr w:type="gramEnd"/>
+              <w:t>/dashboard</w:t>
+            </w:r>
           </w:p>
         </w:tc>
         <w:tc>
@@ -1405,7 +1183,6 @@
                 <w:rFonts w:ascii="Aptos Narrow" w:hAnsi="Aptos Narrow"/>
               </w:rPr>
             </w:pPr>
-            <w:proofErr w:type="spellStart"/>
             <w:r>
               <w:rPr>
                 <w:rStyle w:val="CodeChar"/>
@@ -1413,14 +1190,12 @@
               </w:rPr>
               <w:t>selectCurrentUser</w:t>
             </w:r>
-            <w:proofErr w:type="spellEnd"/>
             <w:r>
               <w:rPr>
                 <w:rFonts w:ascii="Aptos Narrow" w:hAnsi="Aptos Narrow"/>
               </w:rPr>
               <w:t xml:space="preserve">, </w:t>
             </w:r>
-            <w:proofErr w:type="spellStart"/>
             <w:r>
               <w:rPr>
                 <w:rStyle w:val="CodeChar"/>
@@ -1428,14 +1203,12 @@
               </w:rPr>
               <w:t>selectArticlesLoading</w:t>
             </w:r>
-            <w:proofErr w:type="spellEnd"/>
             <w:r>
               <w:rPr>
                 <w:rFonts w:ascii="Aptos Narrow" w:hAnsi="Aptos Narrow"/>
               </w:rPr>
               <w:t xml:space="preserve">, </w:t>
             </w:r>
-            <w:proofErr w:type="spellStart"/>
             <w:r>
               <w:rPr>
                 <w:rStyle w:val="CodeChar"/>
@@ -1443,14 +1216,12 @@
               </w:rPr>
               <w:t>selectArticlesError</w:t>
             </w:r>
-            <w:proofErr w:type="spellEnd"/>
             <w:r>
               <w:rPr>
                 <w:rFonts w:ascii="Aptos Narrow" w:hAnsi="Aptos Narrow"/>
               </w:rPr>
               <w:t xml:space="preserve">, </w:t>
             </w:r>
-            <w:proofErr w:type="spellStart"/>
             <w:r>
               <w:rPr>
                 <w:rStyle w:val="CodeChar"/>
@@ -1459,7 +1230,6 @@
               <w:lastRenderedPageBreak/>
               <w:t>selectDashboardStats</w:t>
             </w:r>
-            <w:proofErr w:type="spellEnd"/>
           </w:p>
         </w:tc>
         <w:tc>
@@ -1511,7 +1281,6 @@
                 <w:rFonts w:ascii="Aptos Narrow" w:hAnsi="Aptos Narrow"/>
               </w:rPr>
             </w:pPr>
-            <w:proofErr w:type="spellStart"/>
             <w:r>
               <w:rPr>
                 <w:rStyle w:val="CodeChar"/>
@@ -1519,7 +1288,6 @@
               </w:rPr>
               <w:t>ArticleList</w:t>
             </w:r>
-            <w:proofErr w:type="spellEnd"/>
           </w:p>
         </w:tc>
         <w:tc>
@@ -1537,17 +1305,8 @@
                 <w:rStyle w:val="CodeChar"/>
                 <w:rFonts w:ascii="Aptos Narrow" w:hAnsi="Aptos Narrow"/>
               </w:rPr>
-              <w:t>/</w:t>
-            </w:r>
-            <w:proofErr w:type="gramStart"/>
-            <w:r>
-              <w:rPr>
-                <w:rStyle w:val="CodeChar"/>
-                <w:rFonts w:ascii="Aptos Narrow" w:hAnsi="Aptos Narrow"/>
-              </w:rPr>
-              <w:t>articles</w:t>
-            </w:r>
-            <w:proofErr w:type="gramEnd"/>
+              <w:t>/articles</w:t>
+            </w:r>
           </w:p>
         </w:tc>
         <w:tc>
@@ -1560,7 +1319,6 @@
                 <w:rFonts w:ascii="Aptos Narrow" w:hAnsi="Aptos Narrow"/>
               </w:rPr>
             </w:pPr>
-            <w:proofErr w:type="spellStart"/>
             <w:r>
               <w:rPr>
                 <w:rStyle w:val="CodeChar"/>
@@ -1568,14 +1326,12 @@
               </w:rPr>
               <w:t>selectAllArticles</w:t>
             </w:r>
-            <w:proofErr w:type="spellEnd"/>
             <w:r>
               <w:rPr>
                 <w:rFonts w:ascii="Aptos Narrow" w:hAnsi="Aptos Narrow"/>
               </w:rPr>
               <w:t xml:space="preserve">, </w:t>
             </w:r>
-            <w:proofErr w:type="spellStart"/>
             <w:r>
               <w:rPr>
                 <w:rStyle w:val="CodeChar"/>
@@ -1583,14 +1339,12 @@
               </w:rPr>
               <w:t>selectArticlesLoading</w:t>
             </w:r>
-            <w:proofErr w:type="spellEnd"/>
             <w:r>
               <w:rPr>
                 <w:rFonts w:ascii="Aptos Narrow" w:hAnsi="Aptos Narrow"/>
               </w:rPr>
               <w:t xml:space="preserve">, </w:t>
             </w:r>
-            <w:proofErr w:type="spellStart"/>
             <w:r>
               <w:rPr>
                 <w:rStyle w:val="CodeChar"/>
@@ -1598,7 +1352,6 @@
               </w:rPr>
               <w:t>selectArticlesError</w:t>
             </w:r>
-            <w:proofErr w:type="spellEnd"/>
           </w:p>
         </w:tc>
         <w:tc>
@@ -1649,7 +1402,6 @@
                 <w:rFonts w:ascii="Aptos Narrow" w:hAnsi="Aptos Narrow"/>
               </w:rPr>
             </w:pPr>
-            <w:proofErr w:type="spellStart"/>
             <w:r>
               <w:rPr>
                 <w:rStyle w:val="CodeChar"/>
@@ -1657,7 +1409,6 @@
               </w:rPr>
               <w:t>ArticleCard</w:t>
             </w:r>
-            <w:proofErr w:type="spellEnd"/>
           </w:p>
         </w:tc>
         <w:tc>
@@ -1674,16 +1425,8 @@
               <w:rPr>
                 <w:rFonts w:ascii="Aptos Narrow" w:hAnsi="Aptos Narrow"/>
               </w:rPr>
-              <w:t xml:space="preserve">inside </w:t>
-            </w:r>
-            <w:proofErr w:type="spellStart"/>
-            <w:r>
-              <w:rPr>
-                <w:rFonts w:ascii="Aptos Narrow" w:hAnsi="Aptos Narrow"/>
-              </w:rPr>
-              <w:t>ArticleList</w:t>
-            </w:r>
-            <w:proofErr w:type="spellEnd"/>
+              <w:t>inside ArticleList</w:t>
+            </w:r>
           </w:p>
         </w:tc>
         <w:tc>
@@ -1727,21 +1470,12 @@
                 <w:rFonts w:ascii="Aptos Narrow" w:hAnsi="Aptos Narrow"/>
               </w:rPr>
             </w:pPr>
-            <w:proofErr w:type="spellStart"/>
-            <w:r>
-              <w:rPr>
-                <w:rStyle w:val="CodeChar"/>
-                <w:rFonts w:ascii="Aptos Narrow" w:hAnsi="Aptos Narrow"/>
-              </w:rPr>
-              <w:t>likeArticle</w:t>
-            </w:r>
-            <w:proofErr w:type="spellEnd"/>
-            <w:r>
-              <w:rPr>
-                <w:rStyle w:val="CodeChar"/>
-                <w:rFonts w:ascii="Aptos Narrow" w:hAnsi="Aptos Narrow"/>
-              </w:rPr>
-              <w:t>(id)</w:t>
+            <w:r>
+              <w:rPr>
+                <w:rStyle w:val="CodeChar"/>
+                <w:rFonts w:ascii="Aptos Narrow" w:hAnsi="Aptos Narrow"/>
+              </w:rPr>
+              <w:t>likeArticle(id)</w:t>
             </w:r>
             <w:r>
               <w:rPr>
@@ -1749,21 +1483,12 @@
               </w:rPr>
               <w:t xml:space="preserve">, </w:t>
             </w:r>
-            <w:proofErr w:type="spellStart"/>
-            <w:r>
-              <w:rPr>
-                <w:rStyle w:val="CodeChar"/>
-                <w:rFonts w:ascii="Aptos Narrow" w:hAnsi="Aptos Narrow"/>
-              </w:rPr>
-              <w:t>toggleFavourite</w:t>
-            </w:r>
-            <w:proofErr w:type="spellEnd"/>
-            <w:r>
-              <w:rPr>
-                <w:rStyle w:val="CodeChar"/>
-                <w:rFonts w:ascii="Aptos Narrow" w:hAnsi="Aptos Narrow"/>
-              </w:rPr>
-              <w:t>(id)</w:t>
+            <w:r>
+              <w:rPr>
+                <w:rStyle w:val="CodeChar"/>
+                <w:rFonts w:ascii="Aptos Narrow" w:hAnsi="Aptos Narrow"/>
+              </w:rPr>
+              <w:t>toggleFavourite(id)</w:t>
             </w:r>
           </w:p>
         </w:tc>
@@ -1797,7 +1522,6 @@
                 <w:rFonts w:ascii="Aptos Narrow" w:hAnsi="Aptos Narrow"/>
               </w:rPr>
             </w:pPr>
-            <w:proofErr w:type="spellStart"/>
             <w:r>
               <w:rPr>
                 <w:rStyle w:val="CodeChar"/>
@@ -1805,7 +1529,6 @@
               </w:rPr>
               <w:t>ArticleDetail</w:t>
             </w:r>
-            <w:proofErr w:type="spellEnd"/>
           </w:p>
         </w:tc>
         <w:tc>
@@ -1837,30 +1560,12 @@
                 <w:rFonts w:ascii="Aptos Narrow" w:hAnsi="Aptos Narrow"/>
               </w:rPr>
             </w:pPr>
-            <w:proofErr w:type="spellStart"/>
-            <w:proofErr w:type="gramStart"/>
-            <w:r>
-              <w:rPr>
-                <w:rStyle w:val="CodeChar"/>
-                <w:rFonts w:ascii="Aptos Narrow" w:hAnsi="Aptos Narrow"/>
-              </w:rPr>
-              <w:t>selectArticleById</w:t>
-            </w:r>
-            <w:proofErr w:type="spellEnd"/>
-            <w:r>
-              <w:rPr>
-                <w:rStyle w:val="CodeChar"/>
-                <w:rFonts w:ascii="Aptos Narrow" w:hAnsi="Aptos Narrow"/>
-              </w:rPr>
-              <w:t>(</w:t>
-            </w:r>
-            <w:proofErr w:type="gramEnd"/>
-            <w:r>
-              <w:rPr>
-                <w:rStyle w:val="CodeChar"/>
-                <w:rFonts w:ascii="Aptos Narrow" w:hAnsi="Aptos Narrow"/>
-              </w:rPr>
-              <w:t>state, id)</w:t>
+            <w:r>
+              <w:rPr>
+                <w:rStyle w:val="CodeChar"/>
+                <w:rFonts w:ascii="Aptos Narrow" w:hAnsi="Aptos Narrow"/>
+              </w:rPr>
+              <w:t>selectArticleById(state, id)</w:t>
             </w:r>
             <w:r>
               <w:rPr>
@@ -1880,21 +1585,12 @@
                 <w:rFonts w:ascii="Aptos Narrow" w:hAnsi="Aptos Narrow"/>
               </w:rPr>
             </w:pPr>
-            <w:proofErr w:type="spellStart"/>
-            <w:r>
-              <w:rPr>
-                <w:rStyle w:val="CodeChar"/>
-                <w:rFonts w:ascii="Aptos Narrow" w:hAnsi="Aptos Narrow"/>
-              </w:rPr>
-              <w:t>likeArticle</w:t>
-            </w:r>
-            <w:proofErr w:type="spellEnd"/>
-            <w:r>
-              <w:rPr>
-                <w:rStyle w:val="CodeChar"/>
-                <w:rFonts w:ascii="Aptos Narrow" w:hAnsi="Aptos Narrow"/>
-              </w:rPr>
-              <w:t>(id)</w:t>
+            <w:r>
+              <w:rPr>
+                <w:rStyle w:val="CodeChar"/>
+                <w:rFonts w:ascii="Aptos Narrow" w:hAnsi="Aptos Narrow"/>
+              </w:rPr>
+              <w:t>likeArticle(id)</w:t>
             </w:r>
             <w:r>
               <w:rPr>
@@ -1902,21 +1598,12 @@
               </w:rPr>
               <w:t xml:space="preserve">, </w:t>
             </w:r>
-            <w:proofErr w:type="spellStart"/>
-            <w:r>
-              <w:rPr>
-                <w:rStyle w:val="CodeChar"/>
-                <w:rFonts w:ascii="Aptos Narrow" w:hAnsi="Aptos Narrow"/>
-              </w:rPr>
-              <w:t>toggleFavourite</w:t>
-            </w:r>
-            <w:proofErr w:type="spellEnd"/>
-            <w:r>
-              <w:rPr>
-                <w:rStyle w:val="CodeChar"/>
-                <w:rFonts w:ascii="Aptos Narrow" w:hAnsi="Aptos Narrow"/>
-              </w:rPr>
-              <w:t>(id)</w:t>
+            <w:r>
+              <w:rPr>
+                <w:rStyle w:val="CodeChar"/>
+                <w:rFonts w:ascii="Aptos Narrow" w:hAnsi="Aptos Narrow"/>
+              </w:rPr>
+              <w:t>toggleFavourite(id)</w:t>
             </w:r>
           </w:p>
         </w:tc>
@@ -1963,7 +1650,6 @@
               </w:rPr>
               <w:t xml:space="preserve">, </w:t>
             </w:r>
-            <w:proofErr w:type="spellStart"/>
             <w:r>
               <w:rPr>
                 <w:rStyle w:val="CodeChar"/>
@@ -1971,7 +1657,6 @@
               </w:rPr>
               <w:t>NotFound</w:t>
             </w:r>
-            <w:proofErr w:type="spellEnd"/>
           </w:p>
         </w:tc>
         <w:tc>
@@ -2065,21 +1750,7 @@
         <w:rPr>
           <w:rFonts w:ascii="Aptos Narrow" w:hAnsi="Aptos Narrow"/>
         </w:rPr>
-        <w:t xml:space="preserve">App, Header and Dashboard take no props; they read what they need from the store. </w:t>
-      </w:r>
-      <w:proofErr w:type="spellStart"/>
-      <w:r>
-        <w:rPr>
-          <w:rFonts w:ascii="Aptos Narrow" w:hAnsi="Aptos Narrow"/>
-        </w:rPr>
-        <w:t>ArticleCard</w:t>
-      </w:r>
-      <w:proofErr w:type="spellEnd"/>
-      <w:r>
-        <w:rPr>
-          <w:rFonts w:ascii="Aptos Narrow" w:hAnsi="Aptos Narrow"/>
-        </w:rPr>
-        <w:t xml:space="preserve"> gets its </w:t>
+        <w:t xml:space="preserve">App, Header and Dashboard take no props; they read what they need from the store. ArticleCard gets its </w:t>
       </w:r>
       <w:r>
         <w:rPr>
@@ -2194,7 +1865,6 @@
                 <w:rFonts w:ascii="Aptos Narrow" w:hAnsi="Aptos Narrow"/>
               </w:rPr>
             </w:pPr>
-            <w:proofErr w:type="spellStart"/>
             <w:r>
               <w:rPr>
                 <w:rStyle w:val="CodeChar"/>
@@ -2202,7 +1872,6 @@
               </w:rPr>
               <w:t>useAppSelector</w:t>
             </w:r>
-            <w:proofErr w:type="spellEnd"/>
           </w:p>
         </w:tc>
         <w:tc>
@@ -2220,24 +1889,14 @@
                 <w:rStyle w:val="CodeChar"/>
                 <w:rFonts w:ascii="Aptos Narrow" w:hAnsi="Aptos Narrow"/>
               </w:rPr>
-              <w:t>store/</w:t>
-            </w:r>
-            <w:proofErr w:type="spellStart"/>
-            <w:r>
-              <w:rPr>
-                <w:rStyle w:val="CodeChar"/>
-                <w:rFonts w:ascii="Aptos Narrow" w:hAnsi="Aptos Narrow"/>
-              </w:rPr>
-              <w:t>hooks.ts</w:t>
-            </w:r>
-            <w:proofErr w:type="spellEnd"/>
+              <w:t>store/hooks.ts</w:t>
+            </w:r>
             <w:r>
               <w:rPr>
                 <w:rFonts w:ascii="Aptos Narrow" w:hAnsi="Aptos Narrow"/>
               </w:rPr>
               <w:t xml:space="preserve"> (typed </w:t>
             </w:r>
-            <w:proofErr w:type="spellStart"/>
             <w:r>
               <w:rPr>
                 <w:rStyle w:val="CodeChar"/>
@@ -2245,7 +1904,6 @@
               </w:rPr>
               <w:t>useSelector</w:t>
             </w:r>
-            <w:proofErr w:type="spellEnd"/>
             <w:r>
               <w:rPr>
                 <w:rFonts w:ascii="Aptos Narrow" w:hAnsi="Aptos Narrow"/>
@@ -2434,7 +2092,6 @@
               <w:t xml:space="preserve">In App: triggers </w:t>
             </w:r>
             <w:proofErr w:type="spellStart"/>
-            <w:proofErr w:type="gramStart"/>
             <w:r>
               <w:rPr>
                 <w:rStyle w:val="CodeChar"/>
@@ -2448,15 +2105,7 @@
                 <w:rStyle w:val="CodeChar"/>
                 <w:rFonts w:ascii="Aptos Narrow" w:hAnsi="Aptos Narrow"/>
               </w:rPr>
-              <w:t>(</w:t>
-            </w:r>
-            <w:proofErr w:type="gramEnd"/>
-            <w:r>
-              <w:rPr>
-                <w:rStyle w:val="CodeChar"/>
-                <w:rFonts w:ascii="Aptos Narrow" w:hAnsi="Aptos Narrow"/>
-              </w:rPr>
-              <w:t>)</w:t>
+              <w:t>()</w:t>
             </w:r>
             <w:r>
               <w:rPr>
@@ -2694,14 +2343,7 @@
               <w:rPr>
                 <w:rFonts w:ascii="Aptos Narrow" w:hAnsi="Aptos Narrow"/>
               </w:rPr>
-              <w:t xml:space="preserve"> </w:t>
-            </w:r>
-            <w:proofErr w:type="gramStart"/>
-            <w:r>
-              <w:rPr>
-                <w:rFonts w:ascii="Aptos Narrow" w:hAnsi="Aptos Narrow"/>
-              </w:rPr>
-              <w:t xml:space="preserve">reads </w:t>
+              <w:t xml:space="preserve"> reads </w:t>
             </w:r>
             <w:r>
               <w:rPr>
@@ -2710,7 +2352,6 @@
               </w:rPr>
               <w:t>:id</w:t>
             </w:r>
-            <w:proofErr w:type="gramEnd"/>
             <w:r>
               <w:rPr>
                 <w:rFonts w:ascii="Aptos Narrow" w:hAnsi="Aptos Narrow"/>
@@ -2929,21 +2570,7 @@
         <w:rPr>
           <w:rFonts w:ascii="Aptos Narrow" w:hAnsi="Aptos Narrow"/>
         </w:rPr>
-        <w:t xml:space="preserve"> items:  </w:t>
-      </w:r>
-      <w:proofErr w:type="gramStart"/>
-      <w:r>
-        <w:rPr>
-          <w:rFonts w:ascii="Aptos Narrow" w:hAnsi="Aptos Narrow"/>
-        </w:rPr>
-        <w:t>Article[</w:t>
-      </w:r>
-      <w:proofErr w:type="gramEnd"/>
-      <w:r>
-        <w:rPr>
-          <w:rFonts w:ascii="Aptos Narrow" w:hAnsi="Aptos Narrow"/>
-        </w:rPr>
-        <w:t>]</w:t>
+        <w:t xml:space="preserve"> items:  Article[]</w:t>
       </w:r>
       <w:r>
         <w:rPr>
@@ -3413,17 +3040,8 @@
                 <w:rStyle w:val="CodeChar"/>
                 <w:rFonts w:ascii="Aptos Narrow" w:hAnsi="Aptos Narrow"/>
               </w:rPr>
-              <w:t>state.</w:t>
-            </w:r>
-            <w:proofErr w:type="gramStart"/>
-            <w:r>
-              <w:rPr>
-                <w:rStyle w:val="CodeChar"/>
-                <w:rFonts w:ascii="Aptos Narrow" w:hAnsi="Aptos Narrow"/>
-              </w:rPr>
-              <w:t>*.error</w:t>
-            </w:r>
-            <w:proofErr w:type="gramEnd"/>
+              <w:t>state.*.error</w:t>
+            </w:r>
           </w:p>
         </w:tc>
       </w:tr>
@@ -3518,21 +3136,12 @@
                 <w:rFonts w:ascii="Aptos Narrow" w:hAnsi="Aptos Narrow"/>
               </w:rPr>
             </w:pPr>
-            <w:proofErr w:type="gramStart"/>
-            <w:r>
-              <w:rPr>
-                <w:rStyle w:val="CodeChar"/>
-                <w:rFonts w:ascii="Aptos Narrow" w:hAnsi="Aptos Narrow"/>
-              </w:rPr>
-              <w:t>.unwrap</w:t>
-            </w:r>
-            <w:proofErr w:type="gramEnd"/>
-            <w:r>
-              <w:rPr>
-                <w:rStyle w:val="CodeChar"/>
-                <w:rFonts w:ascii="Aptos Narrow" w:hAnsi="Aptos Narrow"/>
-              </w:rPr>
-              <w:t>()</w:t>
+            <w:r>
+              <w:rPr>
+                <w:rStyle w:val="CodeChar"/>
+                <w:rFonts w:ascii="Aptos Narrow" w:hAnsi="Aptos Narrow"/>
+              </w:rPr>
+              <w:t>.unwrap()</w:t>
             </w:r>
           </w:p>
         </w:tc>
@@ -3565,7 +3174,6 @@
               </w:rPr>
             </w:pPr>
             <w:proofErr w:type="spellStart"/>
-            <w:proofErr w:type="gramStart"/>
             <w:r>
               <w:rPr>
                 <w:rFonts w:ascii="Aptos Narrow" w:hAnsi="Aptos Narrow"/>
@@ -3573,7 +3181,6 @@
               <w:t>Lets</w:t>
             </w:r>
             <w:proofErr w:type="spellEnd"/>
-            <w:proofErr w:type="gramEnd"/>
             <w:r>
               <w:rPr>
                 <w:rFonts w:ascii="Aptos Narrow" w:hAnsi="Aptos Narrow"/>
@@ -3805,7 +3412,6 @@
         <w:t xml:space="preserve"> update the store only; nothing is written back to </w:t>
       </w:r>
       <w:proofErr w:type="spellStart"/>
-      <w:proofErr w:type="gramStart"/>
       <w:r>
         <w:rPr>
           <w:rStyle w:val="CodeChar"/>
@@ -3814,7 +3420,6 @@
         <w:t>db.json</w:t>
       </w:r>
       <w:proofErr w:type="spellEnd"/>
-      <w:proofErr w:type="gramEnd"/>
       <w:r>
         <w:rPr>
           <w:rFonts w:ascii="Aptos Narrow" w:hAnsi="Aptos Narrow"/>
